--- a/published/ai-es/03_counting_patterns/02_agents/study-guides/02_agents-questions.docx
+++ b/published/ai-es/03_counting_patterns/02_agents/study-guides/02_agents-questions.docx
@@ -4,7 +4,7 @@
   <w:body>
     <w:p>
       <w:r>
-        <w:t>Course — Module 02 — Think About It</w:t>
+        <w:t>Course -- Module 02 -- Think About It</w:t>
       </w:r>
     </w:p>
     <w:sectPr>
